--- a/sba_application/13_checklist_response_2026-07-16/12 Reply to John Hart - Financing Timing and Checklist DRAFT.docx
+++ b/sba_application/13_checklist_response_2026-07-16/12 Reply to John Hart - Financing Timing and Checklist DRAFT.docx
@@ -56,7 +56,7 @@
           <w:b w:val="0"/>
           <w:sz w:val="20"/>
         </w:rPr>
-        <w:t>You're right that SBA won't fund until the license is under the borrower's name, and that's actually built into how we sequenced this. The interim bank note funds the acquisition in September while Tyler Hospice Hold only holds 49% - that's private financing, not SBA money, so it doesn't run into that rule. The SBA loan is scheduled to fund on 1/15/2027, the same date the remaining 51% transfers and Tyler Hospice Hold reaches full ownership of Refuge. So the SBA proceeds don't move until the license is fully in the borrower's name.</w:t>
+        <w:t>You're right that SBA won't fund until the license is under the borrower's name - and the updated structure (per the cover memo, the target is now Avant Hospice, LLC at a $300,000 purchase price) is sequenced around exactly that rule. At closing, 100% of the Avant membership interests transfer via a standard CMS change of ownership, with nothing paid at close: the seller carries the full $300,000 at 6%, fully deferred, until Medicare claims are actually paying. The SBA loan funds at month 2 - after the license is 100% in the borrower's name - and retires the seller note (about $303,000 with accrued interest), with the balance of proceeds going to ramp working capital. So there is no window where SBA money moves before ownership does, and no bridge or interim bank financing anywhere in the structure.</w:t>
       </w:r>
     </w:p>
     <w:p>
@@ -65,7 +65,7 @@
           <w:b w:val="0"/>
           <w:sz w:val="20"/>
         </w:rPr>
-        <w:t>One honest caveat: there's a difference between the ownership transfer itself (which happens that day under the purchase agreement) and CMS formally updating its own enrollment records to reflect it. Since this transfer lands after the 36-month post-certification window closes, it should qualify for a standard change-of-ownership notification rather than a full new-enrollment application, so any processing lag should be short - but I don't want to promise you zero gap without your read on it. How do your lenders typically handle that window on a hospice CHOW - do they need to see CMS's approval in hand before they'll fund, or is the executed transfer enough?</w:t>
+        <w:t>One honest caveat: there's a difference between the ownership transfer itself (effective at closing under the purchase agreement) and CMS formally updating its enrollment records to reflect it. This is a standard CHOW on an existing certification, not a new-enrollment application, so the processing lag should be short - but I don't want to promise you zero gap without your read on it. How do your lenders typically handle that window on a hospice CHOW - do they need to see CMS's tie-in approval in hand before they'll fund, or is the executed transfer enough? If it's the former, the seller deferral means nothing in the deal breaks while we wait.</w:t>
       </w:r>
     </w:p>
     <w:p>
@@ -233,7 +233,7 @@
         <w:rPr>
           <w:sz w:val="22"/>
         </w:rPr>
-        <w:t>Added - the assumptions narrative now includes a dedicated section walking through why the debt schedule form carries a single line (the interim bank note), what the balance shown represents, and how it gets retired by the SBA loan.</w:t>
+        <w:t>Added - the assumptions narrative now includes a dedicated section walking through why the debt schedule form carries a single line (the deferred seller note), what the balance shown represents, and how the SBA loan retires it at month-2 funding.</w:t>
       </w:r>
     </w:p>
     <w:p>
